--- a/themes/theme-5/Тема 5 — врачу 20.10.2026.docx
+++ b/themes/theme-5/Тема 5 — врачу 20.10.2026.docx
@@ -4112,7 +4112,17 @@
         <w:t xml:space="preserve"> </w:t>
       </w:r>
       <w:r>
-        <w:t xml:space="preserve">— формулировка «только в случае крайней необходимости» и категория FDA C для этого вещества.</w:t>
+        <w:t xml:space="preserve">— формулировка «только в случае крайней необходимости».</w:t>
+      </w:r>
+      <w:r>
+        <w:t xml:space="preserve"> </w:t>
+      </w:r>
+      <w:r>
+        <w:rPr>
+          <w:iCs/>
+          <w:i/>
+        </w:rPr>
+        <w:t xml:space="preserve">Буквенную категорию FDA, которую РЛС приводит рядом, глава как довод не использует: в США эти категории с 2015 года отменены (Тема 7, раздел 7.1).</w:t>
       </w:r>
     </w:p>
     <w:p>
@@ -4734,7 +4744,7 @@
           <w:iCs/>
           <w:i/>
         </w:rPr>
-        <w:t xml:space="preserve">Листок от 01.07.2024. Прежний источник — монография UKTIS «Use of tretinoin in pregnancy» — 20.10.2026 недоступна: сайт UKTIS перенесён; выводы те же.</w:t>
+        <w:t xml:space="preserve">Листок от 01.07.2024. Прежний источник — монография UKTIS «Use of tretinoin in pregnancy» (версия 3, апрель 2023): в открытом резюме о том, сколько вещества всасывается через кожу, прямо не сказано, полный текст доступен после входа; утверждение сверено по этому листку.</w:t>
       </w:r>
     </w:p>
     <w:p>
